--- a/Bilag/J - Scrum Møder/J.3 Scrum Meetings/4th sprint 18-05 to 20-05.docx
+++ b/Bilag/J - Scrum Møder/J.3 Scrum Meetings/4th sprint 18-05 to 20-05.docx
@@ -266,6 +266,13 @@
           <w:lang w:val="da-DK"/>
         </w:rPr>
         <w:t xml:space="preserve">Victor: </w:t>
+      </w:r>
+      <w:r>
+        <w:rPr>
+          <w:color w:val="EE0000"/>
+          <w:lang w:val="da-DK"/>
+        </w:rPr>
+        <w:t xml:space="preserve">ikke til stede ved møde,  forventet: </w:t>
       </w:r>
       <w:r>
         <w:rPr>
